--- a/CSA-CCM/CSW-CSA-CCM-Compliance-Report.docx
+++ b/CSA-CCM/CSW-CSA-CCM-Compliance-Report.docx
@@ -7,16 +7,16 @@
         <w:pStyle w:val="Title"/>
       </w:pPr>
       <w:r>
-        <w:t xml:space="preserve">Cisco Secure Workload - CSA CCM v4 Compliance Report</w:t>
-      </w:r>
-    </w:p>
-    <w:bookmarkStart w:id="17" w:name="X3d703ebb5d81a10391698bb44eb0ec5bb4ca66d"/>
+        <w:t xml:space="preserve">Cisco Secure Workload - CSA CCM Compliance Report</w:t>
+      </w:r>
+    </w:p>
+    <w:bookmarkStart w:id="22" w:name="X5f2e6c8b1ca367d9f59868e0743cac7ceeb05df"/>
     <w:p>
       <w:pPr>
         <w:pStyle w:val="Heading1"/>
       </w:pPr>
       <w:r>
-        <w:t xml:space="preserve">Cisco Secure Workload - CSA CCM v4 Compliance Report</w:t>
+        <w:t xml:space="preserve">Cisco Secure Workload - CSA CCM Compliance Report</w:t>
       </w:r>
     </w:p>
     <w:bookmarkStart w:id="9" w:name="customer-facing-compliance-report"/>
@@ -43,7 +43,7 @@
         <w:t xml:space="preserve"> </w:t>
       </w:r>
       <w:r>
-        <w:t xml:space="preserve">Cloud Security Alliance Cloud Controls Matrix v4</w:t>
+        <w:t xml:space="preserve">Cloud Security Alliance Cloud Controls Matrix (CCM) v4</w:t>
       </w:r>
       <w:r>
         <w:br/>
@@ -59,7 +59,7 @@
         <w:t xml:space="preserve"> </w:t>
       </w:r>
       <w:r>
-        <w:t xml:space="preserve">Cloud security, SaaS, IaaS/PaaS, and STAR certification preparation teams.</w:t>
+        <w:t xml:space="preserve">Cloud service providers preparing CSA STAR submissions (self-assessment, STAR Level 1) or CSA STAR Certification / Attestation (Level 2), and cloud customers using CCM as a control reference.</w:t>
       </w:r>
       <w:r>
         <w:br/>
@@ -75,7 +75,7 @@
         <w:t xml:space="preserve"> </w:t>
       </w:r>
       <w:r>
-        <w:t xml:space="preserve">Cloud workload segmentation, IVS-09 network security, DSP data isolation, TVM reachability, and STAR evidence support.</w:t>
+        <w:t xml:space="preserve">Infrastructure and Virtualization Security (IVS), Data Security and Privacy Lifecycle (DSP), and Threat and Vulnerability Management (TVM) evidence at the cloud workload layer.</w:t>
       </w:r>
     </w:p>
     <w:p>
@@ -86,12 +86,96 @@
       </w:r>
     </w:p>
     <w:bookmarkEnd w:id="9"/>
-    <w:bookmarkStart w:id="10" w:name="executive-summary"/>
+    <w:bookmarkStart w:id="10" w:name="framework-version-note"/>
     <w:p>
       <w:pPr>
         <w:pStyle w:val="Heading2"/>
       </w:pPr>
       <w:r>
+        <w:t xml:space="preserve">Framework Version Note</w:t>
+      </w:r>
+    </w:p>
+    <w:p>
+      <w:pPr>
+        <w:pStyle w:val="FirstParagraph"/>
+      </w:pPr>
+      <w:r>
+        <w:t xml:space="preserve">References CCM v4. The CCM is updated periodically; validate the version applicable to the customer’s STAR (Security, Trust, Assurance, and Risk) submission. CCM domain abbreviations used here (e.g. IVS Infrastructure &amp; Virtualization Security, DSP Data Security and Privacy Lifecycle Management, TVM Threat &amp; Vulnerability Management) are stable in v4.</w:t>
+      </w:r>
+    </w:p>
+    <w:bookmarkEnd w:id="10"/>
+    <w:bookmarkStart w:id="11" w:name="csw-ui-navigation-note"/>
+    <w:p>
+      <w:pPr>
+        <w:pStyle w:val="Heading2"/>
+      </w:pPr>
+      <w:r>
+        <w:t xml:space="preserve">CSW UI Navigation Note</w:t>
+      </w:r>
+    </w:p>
+    <w:p>
+      <w:pPr>
+        <w:pStyle w:val="FirstParagraph"/>
+      </w:pPr>
+      <w:r>
+        <w:t xml:space="preserve">Cisco does not yet publish framework-specific CSW UI navigation for this standard; framework-specific navigation is on the product roadmap. This report references CSW</w:t>
+      </w:r>
+      <w:r>
+        <w:t xml:space="preserve"> </w:t>
+      </w:r>
+      <w:r>
+        <w:rPr>
+          <w:i/>
+          <w:iCs/>
+        </w:rPr>
+        <w:t xml:space="preserve">capabilities</w:t>
+      </w:r>
+      <w:r>
+        <w:t xml:space="preserve"> </w:t>
+      </w:r>
+      <w:r>
+        <w:t xml:space="preserve">and the</w:t>
+      </w:r>
+      <w:r>
+        <w:t xml:space="preserve"> </w:t>
+      </w:r>
+      <w:r>
+        <w:rPr>
+          <w:i/>
+          <w:iCs/>
+        </w:rPr>
+        <w:t xml:space="preserve">evidence artifacts</w:t>
+      </w:r>
+      <w:r>
+        <w:t xml:space="preserve"> </w:t>
+      </w:r>
+      <w:r>
+        <w:t xml:space="preserve">they produce. The technical runbook (</w:t>
+      </w:r>
+      <w:r>
+        <w:rPr>
+          <w:rStyle w:val="VerbatimChar"/>
+        </w:rPr>
+        <w:t xml:space="preserve">CSW-CSA-CCM-Technical-Runbook.md</w:t>
+      </w:r>
+      <w:r>
+        <w:t xml:space="preserve">) in this folder contains the deeper engineering detail.</w:t>
+      </w:r>
+    </w:p>
+    <w:p>
+      <w:r>
+        <w:pict>
+          <v:rect style="width:0;height:1.5pt" o:hralign="center" o:hrstd="t" o:hr="t"/>
+        </w:pict>
+      </w:r>
+    </w:p>
+    <w:bookmarkEnd w:id="11"/>
+    <w:bookmarkStart w:id="12" w:name="executive-summary"/>
+    <w:p>
+      <w:pPr>
+        <w:pStyle w:val="Heading2"/>
+      </w:pPr>
+      <w:r>
         <w:t xml:space="preserve">Executive Summary</w:t>
       </w:r>
     </w:p>
@@ -100,7 +184,7 @@
         <w:pStyle w:val="FirstParagraph"/>
       </w:pPr>
       <w:r>
-        <w:t xml:space="preserve">Cisco Secure Workload (CSW) can support this framework by producing workload-level evidence for inventory, application dependency mapping, segmentation design, policy simulation, vulnerability context, and incident investigation. The strongest customer story is not that CSW</w:t>
+        <w:t xml:space="preserve">Cisco Secure Workload (CSW) supports a defined subset of this framework. The strongest customer story is not that CSW</w:t>
       </w:r>
       <w:r>
         <w:t xml:space="preserve"> </w:t>
@@ -112,11 +196,43 @@
         <w:t xml:space="preserve"> </w:t>
       </w:r>
       <w:r>
-        <w:t xml:space="preserve">compliance; it is that CSW turns workload communication into evidence that control owners, assessors, and technical teams can review.</w:t>
-      </w:r>
-    </w:p>
-    <w:bookmarkEnd w:id="10"/>
-    <w:bookmarkStart w:id="11" w:name="suggested-csw-scope-pattern"/>
+        <w:t xml:space="preserve">compliance; it is that CSW turns workload communication and inventory into evidence that the customer, the customer’s compliance team, and the customer’s assessor can review. This report describes which framework topics CSW supports, which it does not, what evidence artifacts CSW produces, and how often the customer should collect them. CSW does</w:t>
+      </w:r>
+      <w:r>
+        <w:t xml:space="preserve"> </w:t>
+      </w:r>
+      <w:r>
+        <w:rPr>
+          <w:b/>
+          <w:bCs/>
+        </w:rPr>
+        <w:t xml:space="preserve">not</w:t>
+      </w:r>
+      <w:r>
+        <w:t xml:space="preserve"> </w:t>
+      </w:r>
+      <w:r>
+        <w:t xml:space="preserve">replace the customer’s governance, policy, or assessor judgement, and this report is</w:t>
+      </w:r>
+      <w:r>
+        <w:t xml:space="preserve"> </w:t>
+      </w:r>
+      <w:r>
+        <w:rPr>
+          <w:b/>
+          <w:bCs/>
+        </w:rPr>
+        <w:t xml:space="preserve">not</w:t>
+      </w:r>
+      <w:r>
+        <w:t xml:space="preserve"> </w:t>
+      </w:r>
+      <w:r>
+        <w:t xml:space="preserve">a control attestation.</w:t>
+      </w:r>
+    </w:p>
+    <w:bookmarkEnd w:id="12"/>
+    <w:bookmarkStart w:id="13" w:name="suggested-csw-scope-pattern"/>
     <w:p>
       <w:pPr>
         <w:pStyle w:val="Heading2"/>
@@ -127,7 +243,7 @@
     </w:p>
     <w:p>
       <w:pPr>
-        <w:pStyle w:val="FirstParagraph"/>
+        <w:pStyle w:val="SourceCode"/>
       </w:pPr>
       <w:r>
         <w:rPr>
@@ -136,85 +252,58 @@
         <w:t xml:space="preserve">CSA-CCM</w:t>
       </w:r>
       <w:r>
-        <w:t xml:space="preserve"> </w:t>
-      </w:r>
-      <w:r>
-        <w:t xml:space="preserve">&gt;</w:t>
-      </w:r>
-      <w:r>
-        <w:t xml:space="preserve"> </w:t>
+        <w:br/>
       </w:r>
       <w:r>
         <w:rPr>
           <w:rStyle w:val="VerbatimChar"/>
         </w:rPr>
-        <w:t xml:space="preserve">Cloud-Workloads</w:t>
-      </w:r>
-      <w:r>
-        <w:t xml:space="preserve">,</w:t>
-      </w:r>
-      <w:r>
-        <w:t xml:space="preserve"> </w:t>
+        <w:t xml:space="preserve">├── Cloud-Workloads (Customer-Tenants and Shared-Infrastructure)</w:t>
+      </w:r>
+      <w:r>
+        <w:br/>
       </w:r>
       <w:r>
         <w:rPr>
           <w:rStyle w:val="VerbatimChar"/>
         </w:rPr>
-        <w:t xml:space="preserve">Tenant-Boundaries</w:t>
-      </w:r>
-      <w:r>
-        <w:t xml:space="preserve">,</w:t>
-      </w:r>
-      <w:r>
-        <w:t xml:space="preserve"> </w:t>
+        <w:t xml:space="preserve">├── Tenant-Boundaries</w:t>
+      </w:r>
+      <w:r>
+        <w:br/>
       </w:r>
       <w:r>
         <w:rPr>
           <w:rStyle w:val="VerbatimChar"/>
         </w:rPr>
-        <w:t xml:space="preserve">Data-Protection</w:t>
-      </w:r>
-      <w:r>
-        <w:t xml:space="preserve">,</w:t>
-      </w:r>
-      <w:r>
-        <w:t xml:space="preserve"> </w:t>
+        <w:t xml:space="preserve">├── Data-Protection-Scope</w:t>
+      </w:r>
+      <w:r>
+        <w:br/>
       </w:r>
       <w:r>
         <w:rPr>
           <w:rStyle w:val="VerbatimChar"/>
         </w:rPr>
-        <w:t xml:space="preserve">Network-Security</w:t>
-      </w:r>
-      <w:r>
-        <w:t xml:space="preserve">,</w:t>
-      </w:r>
-      <w:r>
-        <w:t xml:space="preserve"> </w:t>
-      </w:r>
-      <w:r>
-        <w:rPr>
-          <w:rStyle w:val="VerbatimChar"/>
-        </w:rPr>
-        <w:t xml:space="preserve">Threat-Vulnerability-Management</w:t>
-      </w:r>
-    </w:p>
-    <w:p>
-      <w:pPr>
-        <w:pStyle w:val="BodyText"/>
+        <w:t xml:space="preserve">└── Management-Plane</w:t>
+      </w:r>
+    </w:p>
+    <w:p>
+      <w:pPr>
+        <w:pStyle w:val="FirstParagraph"/>
       </w:pPr>
       <w:r>
         <w:t xml:space="preserve">This scope pattern should be validated with the customer’s architecture, application owners, compliance team, and assessor before it is used for formal evidence.</w:t>
       </w:r>
     </w:p>
-    <w:bookmarkEnd w:id="11"/>
-    <w:bookmarkStart w:id="12" w:name="outcomes-csw-can-support"/>
+    <w:bookmarkEnd w:id="13"/>
+    <w:bookmarkStart w:id="14" w:name="in-scope-for-csw-evidence"/>
     <w:p>
       <w:pPr>
         <w:pStyle w:val="Heading2"/>
       </w:pPr>
       <w:r>
-        <w:t xml:space="preserve">Outcomes CSW Can Support</w:t>
+        <w:t xml:space="preserve">In Scope for CSW Evidence</w:t>
       </w:r>
     </w:p>
     <w:p>
@@ -226,7 +315,7 @@
         </w:numPr>
       </w:pPr>
       <w:r>
-        <w:t xml:space="preserve">Map cloud workloads to tenant and data-boundary labels.</w:t>
+        <w:t xml:space="preserve">IVS - Infrastructure and Virtualization Security (segmentation, tenant boundary)</w:t>
       </w:r>
     </w:p>
     <w:p>
@@ -238,7 +327,7 @@
         </w:numPr>
       </w:pPr>
       <w:r>
-        <w:t xml:space="preserve">Support infrastructure and virtualization security evidence.</w:t>
+        <w:t xml:space="preserve">DSP - Data Security and Privacy Lifecycle (data-flow visibility, segmentation)</w:t>
       </w:r>
     </w:p>
     <w:p>
@@ -250,7 +339,7 @@
         </w:numPr>
       </w:pPr>
       <w:r>
-        <w:t xml:space="preserve">Identify reachability of vulnerable cloud workloads.</w:t>
+        <w:t xml:space="preserve">TVM - Threat and Vulnerability Management (reachability-weighted CVE)</w:t>
       </w:r>
     </w:p>
     <w:p>
@@ -262,17 +351,29 @@
         </w:numPr>
       </w:pPr>
       <w:r>
-        <w:t xml:space="preserve">Package segmentation and monitoring artifacts for STAR discussions.</w:t>
-      </w:r>
-    </w:p>
-    <w:bookmarkEnd w:id="12"/>
-    <w:bookmarkStart w:id="13" w:name="evidence-package"/>
+        <w:t xml:space="preserve">LOG - Logging and Monitoring (workload telemetry as one log source)</w:t>
+      </w:r>
+    </w:p>
+    <w:p>
+      <w:pPr>
+        <w:pStyle w:val="Compact"/>
+        <w:numPr>
+          <w:ilvl w:val="0"/>
+          <w:numId w:val="1001"/>
+        </w:numPr>
+      </w:pPr>
+      <w:r>
+        <w:t xml:space="preserve">SEF - Security Incident Management, E-Discovery, and Cloud Forensics (forensic input)</w:t>
+      </w:r>
+    </w:p>
+    <w:bookmarkEnd w:id="14"/>
+    <w:bookmarkStart w:id="15" w:name="Xaed999129ed4b1f11f99b5af2968248bad86dd6"/>
     <w:p>
       <w:pPr>
         <w:pStyle w:val="Heading2"/>
       </w:pPr>
       <w:r>
-        <w:t xml:space="preserve">Evidence Package</w:t>
+        <w:t xml:space="preserve">Out of Scope (Must Be Evidenced by Other Controls / Tools / Processes)</w:t>
       </w:r>
     </w:p>
     <w:p>
@@ -284,7 +385,7 @@
         </w:numPr>
       </w:pPr>
       <w:r>
-        <w:t xml:space="preserve">Cloud workload inventory</w:t>
+        <w:t xml:space="preserve">AAA - Audit Assurance and Compliance (governance)</w:t>
       </w:r>
     </w:p>
     <w:p>
@@ -296,7 +397,7 @@
         </w:numPr>
       </w:pPr>
       <w:r>
-        <w:t xml:space="preserve">Tenant and data-boundary flow summary</w:t>
+        <w:t xml:space="preserve">BCR - Business Continuity Management and Operational Resilience</w:t>
       </w:r>
     </w:p>
     <w:p>
@@ -308,7 +409,7 @@
         </w:numPr>
       </w:pPr>
       <w:r>
-        <w:t xml:space="preserve">IVS / DSP / TVM evidence package</w:t>
+        <w:t xml:space="preserve">CCC - Change Control and Configuration Management beyond CSW workspace</w:t>
       </w:r>
     </w:p>
     <w:p>
@@ -320,7 +421,7 @@
         </w:numPr>
       </w:pPr>
       <w:r>
-        <w:t xml:space="preserve">Vulnerability reachability summary</w:t>
+        <w:t xml:space="preserve">DCS - Datacenter Security (physical)</w:t>
       </w:r>
     </w:p>
     <w:p>
@@ -332,11 +433,594 @@
         </w:numPr>
       </w:pPr>
       <w:r>
-        <w:t xml:space="preserve">Policy candidate and exception register</w:t>
-      </w:r>
-    </w:p>
-    <w:bookmarkEnd w:id="13"/>
-    <w:bookmarkStart w:id="14" w:name="pov-workshop-approach"/>
+        <w:t xml:space="preserve">GRC - Governance, Risk Management, and Compliance</w:t>
+      </w:r>
+    </w:p>
+    <w:p>
+      <w:pPr>
+        <w:pStyle w:val="Compact"/>
+        <w:numPr>
+          <w:ilvl w:val="0"/>
+          <w:numId w:val="1002"/>
+        </w:numPr>
+      </w:pPr>
+      <w:r>
+        <w:t xml:space="preserve">HRS - Human Resources</w:t>
+      </w:r>
+    </w:p>
+    <w:p>
+      <w:pPr>
+        <w:pStyle w:val="Compact"/>
+        <w:numPr>
+          <w:ilvl w:val="0"/>
+          <w:numId w:val="1002"/>
+        </w:numPr>
+      </w:pPr>
+      <w:r>
+        <w:t xml:space="preserve">IAM - Identity and Access Management lifecycle</w:t>
+      </w:r>
+    </w:p>
+    <w:p>
+      <w:pPr>
+        <w:pStyle w:val="Compact"/>
+        <w:numPr>
+          <w:ilvl w:val="0"/>
+          <w:numId w:val="1002"/>
+        </w:numPr>
+      </w:pPr>
+      <w:r>
+        <w:t xml:space="preserve">STA - Supply Chain Management beyond CSW egress visibility</w:t>
+      </w:r>
+    </w:p>
+    <w:bookmarkEnd w:id="15"/>
+    <w:bookmarkStart w:id="16" w:name="framework-topic-csw-capability-map"/>
+    <w:p>
+      <w:pPr>
+        <w:pStyle w:val="Heading2"/>
+      </w:pPr>
+      <w:r>
+        <w:t xml:space="preserve">Framework Topic → CSW Capability Map</w:t>
+      </w:r>
+    </w:p>
+    <w:tbl>
+      <w:tblPr>
+        <w:tblStyle w:val="Table"/>
+        <w:tblW w:type="pct" w:w="5000"/>
+        <w:tblLayout w:type="fixed"/>
+        <w:tblLook w:firstRow="1" w:lastRow="0" w:firstColumn="0" w:lastColumn="0" w:noHBand="0" w:noVBand="0" w:val="0020"/>
+      </w:tblPr>
+      <w:tblGrid>
+        <w:gridCol w:w="2640"/>
+        <w:gridCol w:w="2640"/>
+        <w:gridCol w:w="2640"/>
+      </w:tblGrid>
+      <w:tr>
+        <w:trPr>
+          <w:tblHeader w:val="on"/>
+        </w:trPr>
+        <w:tc>
+          <w:tcPr/>
+          <w:p>
+            <w:pPr>
+              <w:pStyle w:val="Compact"/>
+            </w:pPr>
+            <w:r>
+              <w:t xml:space="preserve">Framework topic</w:t>
+            </w:r>
+          </w:p>
+        </w:tc>
+        <w:tc>
+          <w:tcPr/>
+          <w:p>
+            <w:pPr>
+              <w:pStyle w:val="Compact"/>
+            </w:pPr>
+            <w:r>
+              <w:t xml:space="preserve">CSW capability</w:t>
+            </w:r>
+          </w:p>
+        </w:tc>
+        <w:tc>
+          <w:tcPr/>
+          <w:p>
+            <w:pPr>
+              <w:pStyle w:val="Compact"/>
+            </w:pPr>
+            <w:r>
+              <w:t xml:space="preserve">Evidence artifact</w:t>
+            </w:r>
+          </w:p>
+        </w:tc>
+      </w:tr>
+      <w:tr>
+        <w:tc>
+          <w:tcPr/>
+          <w:p>
+            <w:pPr>
+              <w:pStyle w:val="Compact"/>
+            </w:pPr>
+            <w:r>
+              <w:t xml:space="preserve">IVS - Infrastructure and Virtualization Security</w:t>
+            </w:r>
+          </w:p>
+        </w:tc>
+        <w:tc>
+          <w:tcPr/>
+          <w:p>
+            <w:pPr>
+              <w:pStyle w:val="Compact"/>
+            </w:pPr>
+            <w:r>
+              <w:t xml:space="preserve">Policy workspace + tenant-boundary deny enforcement</w:t>
+            </w:r>
+          </w:p>
+        </w:tc>
+        <w:tc>
+          <w:tcPr/>
+          <w:p>
+            <w:pPr>
+              <w:pStyle w:val="Compact"/>
+            </w:pPr>
+            <w:r>
+              <w:t xml:space="preserve">Workspace snapshot + cross-tenant violation log</w:t>
+            </w:r>
+          </w:p>
+        </w:tc>
+      </w:tr>
+      <w:tr>
+        <w:tc>
+          <w:tcPr/>
+          <w:p>
+            <w:pPr>
+              <w:pStyle w:val="Compact"/>
+            </w:pPr>
+            <w:r>
+              <w:t xml:space="preserve">DSP - Data Security (segmentation)</w:t>
+            </w:r>
+          </w:p>
+        </w:tc>
+        <w:tc>
+          <w:tcPr/>
+          <w:p>
+            <w:pPr>
+              <w:pStyle w:val="Compact"/>
+            </w:pPr>
+            <w:r>
+              <w:t xml:space="preserve">Workload-to-workload allowlist between data-protection scopes</w:t>
+            </w:r>
+          </w:p>
+        </w:tc>
+        <w:tc>
+          <w:tcPr/>
+          <w:p>
+            <w:pPr>
+              <w:pStyle w:val="Compact"/>
+            </w:pPr>
+            <w:r>
+              <w:t xml:space="preserve">Workspace snapshot + observed-vs-approved flow comparison</w:t>
+            </w:r>
+          </w:p>
+        </w:tc>
+      </w:tr>
+      <w:tr>
+        <w:tc>
+          <w:tcPr/>
+          <w:p>
+            <w:pPr>
+              <w:pStyle w:val="Compact"/>
+            </w:pPr>
+            <w:r>
+              <w:t xml:space="preserve">TVM - Threat and Vulnerability Management</w:t>
+            </w:r>
+          </w:p>
+        </w:tc>
+        <w:tc>
+          <w:tcPr/>
+          <w:p>
+            <w:pPr>
+              <w:pStyle w:val="Compact"/>
+            </w:pPr>
+            <w:r>
+              <w:t xml:space="preserve">Reachability-weighted CVE on cloud workloads</w:t>
+            </w:r>
+          </w:p>
+        </w:tc>
+        <w:tc>
+          <w:tcPr/>
+          <w:p>
+            <w:pPr>
+              <w:pStyle w:val="Compact"/>
+            </w:pPr>
+            <w:r>
+              <w:t xml:space="preserve">Prioritised remediation list with compensating-control register</w:t>
+            </w:r>
+          </w:p>
+        </w:tc>
+      </w:tr>
+      <w:tr>
+        <w:tc>
+          <w:tcPr/>
+          <w:p>
+            <w:pPr>
+              <w:pStyle w:val="Compact"/>
+            </w:pPr>
+            <w:r>
+              <w:t xml:space="preserve">LOG - Logging and Monitoring</w:t>
+            </w:r>
+          </w:p>
+        </w:tc>
+        <w:tc>
+          <w:tcPr/>
+          <w:p>
+            <w:pPr>
+              <w:pStyle w:val="Compact"/>
+            </w:pPr>
+            <w:r>
+              <w:t xml:space="preserve">Continuous flow + process telemetry; alerts</w:t>
+            </w:r>
+          </w:p>
+        </w:tc>
+        <w:tc>
+          <w:tcPr/>
+          <w:p>
+            <w:pPr>
+              <w:pStyle w:val="Compact"/>
+            </w:pPr>
+            <w:r>
+              <w:t xml:space="preserve">Alert and anomaly log scoped to CSA-CCM</w:t>
+            </w:r>
+          </w:p>
+        </w:tc>
+      </w:tr>
+      <w:tr>
+        <w:tc>
+          <w:tcPr/>
+          <w:p>
+            <w:pPr>
+              <w:pStyle w:val="Compact"/>
+            </w:pPr>
+            <w:r>
+              <w:t xml:space="preserve">SEF - Incident Management / Forensics</w:t>
+            </w:r>
+          </w:p>
+        </w:tc>
+        <w:tc>
+          <w:tcPr/>
+          <w:p>
+            <w:pPr>
+              <w:pStyle w:val="Compact"/>
+            </w:pPr>
+            <w:r>
+              <w:t xml:space="preserve">Forensic flow + process search</w:t>
+            </w:r>
+          </w:p>
+        </w:tc>
+        <w:tc>
+          <w:tcPr/>
+          <w:p>
+            <w:pPr>
+              <w:pStyle w:val="Compact"/>
+            </w:pPr>
+            <w:r>
+              <w:t xml:space="preserve">Investigation pack with timeline and tenant-impact scoping</w:t>
+            </w:r>
+          </w:p>
+        </w:tc>
+      </w:tr>
+    </w:tbl>
+    <w:bookmarkEnd w:id="16"/>
+    <w:bookmarkStart w:id="17" w:name="evidence-collection-approach"/>
+    <w:p>
+      <w:pPr>
+        <w:pStyle w:val="Heading2"/>
+      </w:pPr>
+      <w:r>
+        <w:t xml:space="preserve">Evidence Collection Approach</w:t>
+      </w:r>
+    </w:p>
+    <w:p>
+      <w:pPr>
+        <w:pStyle w:val="FirstParagraph"/>
+      </w:pPr>
+      <w:r>
+        <w:t xml:space="preserve">The table below describes per-topic evidence collection - what to collect, the CSW source area, and a suggested cadence. The cadence should be tuned to the customer’s audit cycle, regulatory cadence, and risk appetite.</w:t>
+      </w:r>
+    </w:p>
+    <w:tbl>
+      <w:tblPr>
+        <w:tblStyle w:val="Table"/>
+        <w:tblW w:type="pct" w:w="5000"/>
+        <w:tblLayout w:type="fixed"/>
+        <w:tblLook w:firstRow="1" w:lastRow="0" w:firstColumn="0" w:lastColumn="0" w:noHBand="0" w:noVBand="0" w:val="0020"/>
+      </w:tblPr>
+      <w:tblGrid>
+        <w:gridCol w:w="1980"/>
+        <w:gridCol w:w="1980"/>
+        <w:gridCol w:w="1980"/>
+        <w:gridCol w:w="1980"/>
+      </w:tblGrid>
+      <w:tr>
+        <w:trPr>
+          <w:tblHeader w:val="on"/>
+        </w:trPr>
+        <w:tc>
+          <w:tcPr/>
+          <w:p>
+            <w:pPr>
+              <w:pStyle w:val="Compact"/>
+            </w:pPr>
+            <w:r>
+              <w:t xml:space="preserve">Topic</w:t>
+            </w:r>
+          </w:p>
+        </w:tc>
+        <w:tc>
+          <w:tcPr/>
+          <w:p>
+            <w:pPr>
+              <w:pStyle w:val="Compact"/>
+            </w:pPr>
+            <w:r>
+              <w:t xml:space="preserve">What to collect</w:t>
+            </w:r>
+          </w:p>
+        </w:tc>
+        <w:tc>
+          <w:tcPr/>
+          <w:p>
+            <w:pPr>
+              <w:pStyle w:val="Compact"/>
+            </w:pPr>
+            <w:r>
+              <w:t xml:space="preserve">CSW source</w:t>
+            </w:r>
+          </w:p>
+        </w:tc>
+        <w:tc>
+          <w:tcPr/>
+          <w:p>
+            <w:pPr>
+              <w:pStyle w:val="Compact"/>
+            </w:pPr>
+            <w:r>
+              <w:t xml:space="preserve">Suggested cadence</w:t>
+            </w:r>
+          </w:p>
+        </w:tc>
+      </w:tr>
+      <w:tr>
+        <w:tc>
+          <w:tcPr/>
+          <w:p>
+            <w:pPr>
+              <w:pStyle w:val="Compact"/>
+            </w:pPr>
+            <w:r>
+              <w:t xml:space="preserve">Cloud workload inventory across tenants</w:t>
+            </w:r>
+          </w:p>
+        </w:tc>
+        <w:tc>
+          <w:tcPr/>
+          <w:p>
+            <w:pPr>
+              <w:pStyle w:val="Compact"/>
+            </w:pPr>
+            <w:r>
+              <w:t xml:space="preserve">Workloads grouped by tenant / service offering</w:t>
+            </w:r>
+          </w:p>
+        </w:tc>
+        <w:tc>
+          <w:tcPr/>
+          <w:p>
+            <w:pPr>
+              <w:pStyle w:val="Compact"/>
+            </w:pPr>
+            <w:r>
+              <w:t xml:space="preserve">Inventory + scope membership export filtered by tenant and service_offering</w:t>
+            </w:r>
+          </w:p>
+        </w:tc>
+        <w:tc>
+          <w:tcPr/>
+          <w:p>
+            <w:pPr>
+              <w:pStyle w:val="Compact"/>
+            </w:pPr>
+            <w:r>
+              <w:t xml:space="preserve">Monthly</w:t>
+            </w:r>
+          </w:p>
+        </w:tc>
+      </w:tr>
+      <w:tr>
+        <w:tc>
+          <w:tcPr/>
+          <w:p>
+            <w:pPr>
+              <w:pStyle w:val="Compact"/>
+            </w:pPr>
+            <w:r>
+              <w:t xml:space="preserve">Tenant separation evidence</w:t>
+            </w:r>
+          </w:p>
+        </w:tc>
+        <w:tc>
+          <w:tcPr/>
+          <w:p>
+            <w:pPr>
+              <w:pStyle w:val="Compact"/>
+            </w:pPr>
+            <w:r>
+              <w:t xml:space="preserve">Cross-tenant deny enforcement and violation log</w:t>
+            </w:r>
+          </w:p>
+        </w:tc>
+        <w:tc>
+          <w:tcPr/>
+          <w:p>
+            <w:pPr>
+              <w:pStyle w:val="Compact"/>
+            </w:pPr>
+            <w:r>
+              <w:t xml:space="preserve">Policy workspace export + policy analysis output</w:t>
+            </w:r>
+          </w:p>
+        </w:tc>
+        <w:tc>
+          <w:tcPr/>
+          <w:p>
+            <w:pPr>
+              <w:pStyle w:val="Compact"/>
+            </w:pPr>
+            <w:r>
+              <w:t xml:space="preserve">Continuous; reviewed quarterly</w:t>
+            </w:r>
+          </w:p>
+        </w:tc>
+      </w:tr>
+      <w:tr>
+        <w:tc>
+          <w:tcPr/>
+          <w:p>
+            <w:pPr>
+              <w:pStyle w:val="Compact"/>
+            </w:pPr>
+            <w:r>
+              <w:t xml:space="preserve">Vulnerability + reachability</w:t>
+            </w:r>
+          </w:p>
+        </w:tc>
+        <w:tc>
+          <w:tcPr/>
+          <w:p>
+            <w:pPr>
+              <w:pStyle w:val="Compact"/>
+            </w:pPr>
+            <w:r>
+              <w:t xml:space="preserve">CVE list weighted by reach into tenant data scopes</w:t>
+            </w:r>
+          </w:p>
+        </w:tc>
+        <w:tc>
+          <w:tcPr/>
+          <w:p>
+            <w:pPr>
+              <w:pStyle w:val="Compact"/>
+            </w:pPr>
+            <w:r>
+              <w:t xml:space="preserve">Vulnerability report scoped to CSA-CCM</w:t>
+            </w:r>
+          </w:p>
+        </w:tc>
+        <w:tc>
+          <w:tcPr/>
+          <w:p>
+            <w:pPr>
+              <w:pStyle w:val="Compact"/>
+            </w:pPr>
+            <w:r>
+              <w:t xml:space="preserve">Monthly</w:t>
+            </w:r>
+          </w:p>
+        </w:tc>
+      </w:tr>
+      <w:tr>
+        <w:tc>
+          <w:tcPr/>
+          <w:p>
+            <w:pPr>
+              <w:pStyle w:val="Compact"/>
+            </w:pPr>
+            <w:r>
+              <w:t xml:space="preserve">Monitoring evidence</w:t>
+            </w:r>
+          </w:p>
+        </w:tc>
+        <w:tc>
+          <w:tcPr/>
+          <w:p>
+            <w:pPr>
+              <w:pStyle w:val="Compact"/>
+            </w:pPr>
+            <w:r>
+              <w:t xml:space="preserve">Continuous flow + process telemetry; alerts</w:t>
+            </w:r>
+          </w:p>
+        </w:tc>
+        <w:tc>
+          <w:tcPr/>
+          <w:p>
+            <w:pPr>
+              <w:pStyle w:val="Compact"/>
+            </w:pPr>
+            <w:r>
+              <w:t xml:space="preserve">Alert and anomaly log export</w:t>
+            </w:r>
+          </w:p>
+        </w:tc>
+        <w:tc>
+          <w:tcPr/>
+          <w:p>
+            <w:pPr>
+              <w:pStyle w:val="Compact"/>
+            </w:pPr>
+            <w:r>
+              <w:t xml:space="preserve">Continuous</w:t>
+            </w:r>
+          </w:p>
+        </w:tc>
+      </w:tr>
+      <w:tr>
+        <w:tc>
+          <w:tcPr/>
+          <w:p>
+            <w:pPr>
+              <w:pStyle w:val="Compact"/>
+            </w:pPr>
+            <w:r>
+              <w:t xml:space="preserve">Forensic sample</w:t>
+            </w:r>
+          </w:p>
+        </w:tc>
+        <w:tc>
+          <w:tcPr/>
+          <w:p>
+            <w:pPr>
+              <w:pStyle w:val="Compact"/>
+            </w:pPr>
+            <w:r>
+              <w:t xml:space="preserve">Workload-level timeline for one representative incident</w:t>
+            </w:r>
+          </w:p>
+        </w:tc>
+        <w:tc>
+          <w:tcPr/>
+          <w:p>
+            <w:pPr>
+              <w:pStyle w:val="Compact"/>
+            </w:pPr>
+            <w:r>
+              <w:t xml:space="preserve">Flow + process search</w:t>
+            </w:r>
+          </w:p>
+        </w:tc>
+        <w:tc>
+          <w:tcPr/>
+          <w:p>
+            <w:pPr>
+              <w:pStyle w:val="Compact"/>
+            </w:pPr>
+            <w:r>
+              <w:t xml:space="preserve">Per incident</w:t>
+            </w:r>
+          </w:p>
+        </w:tc>
+      </w:tr>
+    </w:tbl>
+    <w:bookmarkEnd w:id="17"/>
+    <w:bookmarkStart w:id="18" w:name="pov-workshop-approach"/>
     <w:p>
       <w:pPr>
         <w:pStyle w:val="Heading2"/>
@@ -354,7 +1038,7 @@
         </w:numPr>
       </w:pPr>
       <w:r>
-        <w:t xml:space="preserve">Select one business service, regulated boundary, or critical workload group.</w:t>
+        <w:t xml:space="preserve">Confirm the framework version and assessment cycle with the customer’s compliance team.</w:t>
       </w:r>
     </w:p>
     <w:p>
@@ -366,7 +1050,7 @@
         </w:numPr>
       </w:pPr>
       <w:r>
-        <w:t xml:space="preserve">Validate workload coverage and install sensors or configure supported connectors.</w:t>
+        <w:t xml:space="preserve">Select one business service, regulated boundary, or critical workload group to start with; do not attempt to instrument the entire estate in the POV.</w:t>
       </w:r>
     </w:p>
     <w:p>
@@ -378,7 +1062,7 @@
         </w:numPr>
       </w:pPr>
       <w:r>
-        <w:t xml:space="preserve">Apply labels for application, environment, owner, data class, criticality, compliance scope, and lifecycle.</w:t>
+        <w:t xml:space="preserve">Validate workload coverage and install sensors or configure supported connectors. Document the cannot-instrument register; this is itself evidence.</w:t>
       </w:r>
     </w:p>
     <w:p>
@@ -390,7 +1074,76 @@
         </w:numPr>
       </w:pPr>
       <w:r>
-        <w:t xml:space="preserve">Observe flows over a representative business window.</w:t>
+        <w:t xml:space="preserve">Apply labels for application, environment, owner, data class, criticality, compliance scope, and any framework-specific tags (e.g. </w:t>
+      </w:r>
+      <w:r>
+        <w:rPr>
+          <w:rStyle w:val="VerbatimChar"/>
+        </w:rPr>
+        <w:t xml:space="preserve">tenant</w:t>
+      </w:r>
+      <w:r>
+        <w:t xml:space="preserve">,</w:t>
+      </w:r>
+      <w:r>
+        <w:t xml:space="preserve"> </w:t>
+      </w:r>
+      <w:r>
+        <w:rPr>
+          <w:rStyle w:val="VerbatimChar"/>
+        </w:rPr>
+        <w:t xml:space="preserve">prototype</w:t>
+      </w:r>
+      <w:r>
+        <w:t xml:space="preserve">,</w:t>
+      </w:r>
+      <w:r>
+        <w:t xml:space="preserve"> </w:t>
+      </w:r>
+      <w:r>
+        <w:rPr>
+          <w:rStyle w:val="VerbatimChar"/>
+        </w:rPr>
+        <w:t xml:space="preserve">isa_level</w:t>
+      </w:r>
+      <w:r>
+        <w:t xml:space="preserve">,</w:t>
+      </w:r>
+      <w:r>
+        <w:t xml:space="preserve"> </w:t>
+      </w:r>
+      <w:r>
+        <w:rPr>
+          <w:rStyle w:val="VerbatimChar"/>
+        </w:rPr>
+        <w:t xml:space="preserve">npi</w:t>
+      </w:r>
+      <w:r>
+        <w:t xml:space="preserve">,</w:t>
+      </w:r>
+      <w:r>
+        <w:t xml:space="preserve"> </w:t>
+      </w:r>
+      <w:r>
+        <w:rPr>
+          <w:rStyle w:val="VerbatimChar"/>
+        </w:rPr>
+        <w:t xml:space="preserve">cui</w:t>
+      </w:r>
+      <w:r>
+        <w:t xml:space="preserve">,</w:t>
+      </w:r>
+      <w:r>
+        <w:t xml:space="preserve"> </w:t>
+      </w:r>
+      <w:r>
+        <w:rPr>
+          <w:rStyle w:val="VerbatimChar"/>
+        </w:rPr>
+        <w:t xml:space="preserve">ephi</w:t>
+      </w:r>
+      <w:r>
+        <w:t xml:space="preserve">).</w:t>
       </w:r>
     </w:p>
     <w:p>
@@ -402,7 +1155,7 @@
         </w:numPr>
       </w:pPr>
       <w:r>
-        <w:t xml:space="preserve">Use ADM to generate a candidate policy and review it with the application owner.</w:t>
+        <w:t xml:space="preserve">Observe flows over a representative business window. Minimum two weeks; longer if the customer has month-end, quarterly, or seasonal cycles relevant to the scope.</w:t>
       </w:r>
     </w:p>
     <w:p>
@@ -414,11 +1167,23 @@
         </w:numPr>
       </w:pPr>
       <w:r>
-        <w:t xml:space="preserve">Package inventory, scope, flows, policy, exceptions, and known gaps as the evidence output.</w:t>
-      </w:r>
-    </w:p>
-    <w:bookmarkEnd w:id="14"/>
-    <w:bookmarkStart w:id="15" w:name="boundaries-and-complementary-controls"/>
+        <w:t xml:space="preserve">Use ADM to generate a candidate policy. Review with the application owner. Run in Simulation mode for at least two weeks before any enforcement.</w:t>
+      </w:r>
+    </w:p>
+    <w:p>
+      <w:pPr>
+        <w:pStyle w:val="Compact"/>
+        <w:numPr>
+          <w:ilvl w:val="0"/>
+          <w:numId w:val="1003"/>
+        </w:numPr>
+      </w:pPr>
+      <w:r>
+        <w:t xml:space="preserve">Package inventory, scope, flows, policy, exceptions, and known gaps as the evidence output. Cross-reference this report’s evidence collection table with the customer’s existing audit work-papers.</w:t>
+      </w:r>
+    </w:p>
+    <w:bookmarkEnd w:id="18"/>
+    <w:bookmarkStart w:id="19" w:name="boundaries-and-complementary-controls"/>
     <w:p>
       <w:pPr>
         <w:pStyle w:val="Heading2"/>
@@ -432,16 +1197,34 @@
         <w:pStyle w:val="FirstParagraph"/>
       </w:pPr>
       <w:r>
-        <w:t xml:space="preserve">CSW does not replace CSP native controls, IAM, KMS, logging retention, cloud posture management, STAR attestation, or shared-responsibility decisions.</w:t>
-      </w:r>
-    </w:p>
-    <w:bookmarkEnd w:id="15"/>
-    <w:bookmarkStart w:id="16" w:name="disclaimer"/>
+        <w:t xml:space="preserve">CSW does not replace CSA STAR submission / attestation, CSP organisational and physical controls, identity lifecycle (IAM), key management (KMS), backup and DR, portability and interoperability, or shared-responsibility model decisions.</w:t>
+      </w:r>
+    </w:p>
+    <w:bookmarkEnd w:id="19"/>
+    <w:bookmarkStart w:id="20" w:name="assessor-auditor-caveat"/>
     <w:p>
       <w:pPr>
         <w:pStyle w:val="Heading2"/>
       </w:pPr>
       <w:r>
+        <w:t xml:space="preserve">Assessor / Auditor Caveat</w:t>
+      </w:r>
+    </w:p>
+    <w:p>
+      <w:pPr>
+        <w:pStyle w:val="FirstParagraph"/>
+      </w:pPr>
+      <w:r>
+        <w:t xml:space="preserve">CSW provides technical evidence inputs. The customer’s qualified assessor, auditor, certifying body, or regulator determines compliance status. Validate all framework-topic mappings, control IDs, paragraph references, and section numbers in this report against the current official framework text. If the customer is being assessed against a version other than the one referenced in the framework version note above, revalidate before use.</w:t>
+      </w:r>
+    </w:p>
+    <w:bookmarkEnd w:id="20"/>
+    <w:bookmarkStart w:id="21" w:name="disclaimer"/>
+    <w:p>
+      <w:pPr>
+        <w:pStyle w:val="Heading2"/>
+      </w:pPr>
+      <w:r>
         <w:t xml:space="preserve">Disclaimer</w:t>
       </w:r>
     </w:p>
@@ -453,8 +1236,8 @@
         <w:t xml:space="preserve">This report is for informational and planning purposes. It is not legal, regulatory, audit, or certification advice. Validate all mappings against the current official framework text, the customer’s environment, and qualified compliance, legal, and audit professionals.</w:t>
       </w:r>
     </w:p>
-    <w:bookmarkEnd w:id="16"/>
-    <w:bookmarkEnd w:id="17"/>
+    <w:bookmarkEnd w:id="21"/>
+    <w:bookmarkEnd w:id="22"/>
     <w:sectPr>
       <w:footnotePr>
         <w:numRestart w:val="eachSect"/>
